--- a/umbrello.docx
+++ b/umbrello.docx
@@ -6,7 +6,7 @@
       <w:pPr>
         <w:contextualSpacing/>
         <w:rPr>
-          <w:color w:val="000000"/>
+          <w:noProof/>
         </w:rPr>
       </w:pPr>
       <w:r>
@@ -27,19 +27,21 @@
         </w:rPr>
         <w:t xml:space="preserve"> for the Online Food Delivery System showing the relevant classes, their attributes, methods, and relationships.</w:t>
       </w:r>
-    </w:p>
-    <w:p/>
-    <w:p>
       <w:r>
         <w:rPr>
           <w:noProof/>
         </w:rPr>
-        <w:lastRenderedPageBreak/>
+        <w:t xml:space="preserve"> </w:t>
+      </w:r>
+      <w:r>
+        <w:rPr>
+          <w:noProof/>
+        </w:rPr>
         <w:drawing>
-          <wp:inline distT="0" distB="0" distL="0" distR="0" wp14:anchorId="4D1B7AB9" wp14:editId="416EB4C7">
+          <wp:inline distT="0" distB="0" distL="0" distR="0" wp14:anchorId="723CBBC1" wp14:editId="5D2A78F2">
             <wp:extent cx="5731510" cy="3222625"/>
             <wp:effectExtent l="0" t="0" r="2540" b="0"/>
-            <wp:docPr id="1278338287" name="Picture 1"/>
+            <wp:docPr id="278160385" name="Picture 2"/>
             <wp:cNvGraphicFramePr>
               <a:graphicFrameLocks xmlns:a="http://schemas.openxmlformats.org/drawingml/2006/main" noChangeAspect="1"/>
             </wp:cNvGraphicFramePr>
@@ -47,7 +49,7 @@
               <a:graphicData uri="http://schemas.openxmlformats.org/drawingml/2006/picture">
                 <pic:pic xmlns:pic="http://schemas.openxmlformats.org/drawingml/2006/picture">
                   <pic:nvPicPr>
-                    <pic:cNvPr id="1278338287" name="Picture 1278338287"/>
+                    <pic:cNvPr id="278160385" name="Picture 278160385"/>
                     <pic:cNvPicPr/>
                   </pic:nvPicPr>
                   <pic:blipFill>
@@ -82,53 +84,6 @@
           <w:noProof/>
         </w:rPr>
         <w:drawing>
-          <wp:inline distT="0" distB="0" distL="0" distR="0" wp14:anchorId="723CBBC1" wp14:editId="5D2A78F2">
-            <wp:extent cx="5731510" cy="3222625"/>
-            <wp:effectExtent l="0" t="0" r="2540" b="0"/>
-            <wp:docPr id="278160385" name="Picture 2"/>
-            <wp:cNvGraphicFramePr>
-              <a:graphicFrameLocks xmlns:a="http://schemas.openxmlformats.org/drawingml/2006/main" noChangeAspect="1"/>
-            </wp:cNvGraphicFramePr>
-            <a:graphic xmlns:a="http://schemas.openxmlformats.org/drawingml/2006/main">
-              <a:graphicData uri="http://schemas.openxmlformats.org/drawingml/2006/picture">
-                <pic:pic xmlns:pic="http://schemas.openxmlformats.org/drawingml/2006/picture">
-                  <pic:nvPicPr>
-                    <pic:cNvPr id="278160385" name="Picture 278160385"/>
-                    <pic:cNvPicPr/>
-                  </pic:nvPicPr>
-                  <pic:blipFill>
-                    <a:blip r:embed="rId5" cstate="print">
-                      <a:extLst>
-                        <a:ext uri="{28A0092B-C50C-407E-A947-70E740481C1C}">
-                          <a14:useLocalDpi xmlns:a14="http://schemas.microsoft.com/office/drawing/2010/main" val="0"/>
-                        </a:ext>
-                      </a:extLst>
-                    </a:blip>
-                    <a:stretch>
-                      <a:fillRect/>
-                    </a:stretch>
-                  </pic:blipFill>
-                  <pic:spPr>
-                    <a:xfrm>
-                      <a:off x="0" y="0"/>
-                      <a:ext cx="5731510" cy="3222625"/>
-                    </a:xfrm>
-                    <a:prstGeom prst="rect">
-                      <a:avLst/>
-                    </a:prstGeom>
-                  </pic:spPr>
-                </pic:pic>
-              </a:graphicData>
-            </a:graphic>
-          </wp:inline>
-        </w:drawing>
-      </w:r>
-      <w:r>
-        <w:rPr>
-          <w:noProof/>
-        </w:rPr>
-        <w:lastRenderedPageBreak/>
-        <w:drawing>
           <wp:inline distT="0" distB="0" distL="0" distR="0" wp14:anchorId="3F942D8E" wp14:editId="2028ED76">
             <wp:extent cx="5731510" cy="3210560"/>
             <wp:effectExtent l="0" t="0" r="2540" b="8890"/>
@@ -144,7 +99,7 @@
                     <pic:cNvPicPr/>
                   </pic:nvPicPr>
                   <pic:blipFill>
-                    <a:blip r:embed="rId6" cstate="print">
+                    <a:blip r:embed="rId5" cstate="print">
                       <a:extLst>
                         <a:ext uri="{28A0092B-C50C-407E-A947-70E740481C1C}">
                           <a14:useLocalDpi xmlns:a14="http://schemas.microsoft.com/office/drawing/2010/main" val="0"/>
@@ -171,7 +126,78 @@
         </w:drawing>
       </w:r>
     </w:p>
+    <w:p>
+      <w:pPr>
+        <w:contextualSpacing/>
+        <w:rPr>
+          <w:color w:val="000000"/>
+        </w:rPr>
+      </w:pPr>
+      <w:r>
+        <w:rPr>
+          <w:noProof/>
+          <w:color w:val="000000"/>
+          <w14:ligatures w14:val="standardContextual"/>
+        </w:rPr>
+        <w:lastRenderedPageBreak/>
+        <w:drawing>
+          <wp:inline distT="0" distB="0" distL="0" distR="0" wp14:anchorId="0D0D1B7A" wp14:editId="349D9912">
+            <wp:extent cx="5731510" cy="3222625"/>
+            <wp:effectExtent l="0" t="0" r="2540" b="0"/>
+            <wp:docPr id="668155671" name="Picture 5"/>
+            <wp:cNvGraphicFramePr>
+              <a:graphicFrameLocks xmlns:a="http://schemas.openxmlformats.org/drawingml/2006/main" noChangeAspect="1"/>
+            </wp:cNvGraphicFramePr>
+            <a:graphic xmlns:a="http://schemas.openxmlformats.org/drawingml/2006/main">
+              <a:graphicData uri="http://schemas.openxmlformats.org/drawingml/2006/picture">
+                <pic:pic xmlns:pic="http://schemas.openxmlformats.org/drawingml/2006/picture">
+                  <pic:nvPicPr>
+                    <pic:cNvPr id="668155671" name="Picture 668155671"/>
+                    <pic:cNvPicPr/>
+                  </pic:nvPicPr>
+                  <pic:blipFill>
+                    <a:blip r:embed="rId6" cstate="print">
+                      <a:extLst>
+                        <a:ext uri="{28A0092B-C50C-407E-A947-70E740481C1C}">
+                          <a14:useLocalDpi xmlns:a14="http://schemas.microsoft.com/office/drawing/2010/main" val="0"/>
+                        </a:ext>
+                      </a:extLst>
+                    </a:blip>
+                    <a:stretch>
+                      <a:fillRect/>
+                    </a:stretch>
+                  </pic:blipFill>
+                  <pic:spPr>
+                    <a:xfrm>
+                      <a:off x="0" y="0"/>
+                      <a:ext cx="5731510" cy="3222625"/>
+                    </a:xfrm>
+                    <a:prstGeom prst="rect">
+                      <a:avLst/>
+                    </a:prstGeom>
+                  </pic:spPr>
+                </pic:pic>
+              </a:graphicData>
+            </a:graphic>
+          </wp:inline>
+        </w:drawing>
+      </w:r>
+    </w:p>
     <w:p/>
+    <w:p>
+      <w:pPr>
+        <w:rPr>
+          <w:color w:val="000000"/>
+        </w:rPr>
+      </w:pPr>
+    </w:p>
+    <w:p>
+      <w:pPr>
+        <w:rPr>
+          <w:color w:val="000000"/>
+        </w:rPr>
+      </w:pPr>
+    </w:p>
     <w:p>
       <w:r>
         <w:rPr>
@@ -205,7 +231,7 @@
         </w:rPr>
         <w:lastRenderedPageBreak/>
         <w:drawing>
-          <wp:inline distT="0" distB="0" distL="0" distR="0" wp14:anchorId="4CC59E83" wp14:editId="2C49A418">
+          <wp:inline distT="0" distB="0" distL="0" distR="0" wp14:anchorId="4CC59E83" wp14:editId="389B306D">
             <wp:extent cx="5731510" cy="3031490"/>
             <wp:effectExtent l="0" t="0" r="2540" b="0"/>
             <wp:docPr id="1055192358" name="Picture 4"/>
@@ -247,6 +273,112 @@
         </w:drawing>
       </w:r>
     </w:p>
+    <w:p>
+      <w:r>
+        <w:drawing>
+          <wp:inline distT="0" distB="0" distL="0" distR="0" wp14:anchorId="0468C818" wp14:editId="31BCF1F6">
+            <wp:extent cx="5731510" cy="3225800"/>
+            <wp:effectExtent l="0" t="0" r="2540" b="0"/>
+            <wp:docPr id="1222232894" name="Picture 2"/>
+            <wp:cNvGraphicFramePr>
+              <a:graphicFrameLocks xmlns:a="http://schemas.openxmlformats.org/drawingml/2006/main" noChangeAspect="1"/>
+            </wp:cNvGraphicFramePr>
+            <a:graphic xmlns:a="http://schemas.openxmlformats.org/drawingml/2006/main">
+              <a:graphicData uri="http://schemas.openxmlformats.org/drawingml/2006/picture">
+                <pic:pic xmlns:pic="http://schemas.openxmlformats.org/drawingml/2006/picture">
+                  <pic:nvPicPr>
+                    <pic:cNvPr id="0" name="Picture 6"/>
+                    <pic:cNvPicPr>
+                      <a:picLocks noChangeAspect="1" noChangeArrowheads="1"/>
+                    </pic:cNvPicPr>
+                  </pic:nvPicPr>
+                  <pic:blipFill>
+                    <a:blip r:embed="rId8" cstate="print">
+                      <a:extLst>
+                        <a:ext uri="{28A0092B-C50C-407E-A947-70E740481C1C}">
+                          <a14:useLocalDpi xmlns:a14="http://schemas.microsoft.com/office/drawing/2010/main" val="0"/>
+                        </a:ext>
+                      </a:extLst>
+                    </a:blip>
+                    <a:srcRect/>
+                    <a:stretch>
+                      <a:fillRect/>
+                    </a:stretch>
+                  </pic:blipFill>
+                  <pic:spPr bwMode="auto">
+                    <a:xfrm>
+                      <a:off x="0" y="0"/>
+                      <a:ext cx="5731510" cy="3225800"/>
+                    </a:xfrm>
+                    <a:prstGeom prst="rect">
+                      <a:avLst/>
+                    </a:prstGeom>
+                    <a:noFill/>
+                    <a:ln>
+                      <a:noFill/>
+                    </a:ln>
+                  </pic:spPr>
+                </pic:pic>
+              </a:graphicData>
+            </a:graphic>
+          </wp:inline>
+        </w:drawing>
+      </w:r>
+    </w:p>
+    <w:p>
+      <w:r>
+        <w:lastRenderedPageBreak/>
+        <w:drawing>
+          <wp:inline distT="0" distB="0" distL="0" distR="0" wp14:anchorId="42AEC206" wp14:editId="3133F7FA">
+            <wp:extent cx="5731510" cy="3206115"/>
+            <wp:effectExtent l="0" t="0" r="2540" b="0"/>
+            <wp:docPr id="1052148463" name="Picture 4"/>
+            <wp:cNvGraphicFramePr>
+              <a:graphicFrameLocks xmlns:a="http://schemas.openxmlformats.org/drawingml/2006/main" noChangeAspect="1"/>
+            </wp:cNvGraphicFramePr>
+            <a:graphic xmlns:a="http://schemas.openxmlformats.org/drawingml/2006/main">
+              <a:graphicData uri="http://schemas.openxmlformats.org/drawingml/2006/picture">
+                <pic:pic xmlns:pic="http://schemas.openxmlformats.org/drawingml/2006/picture">
+                  <pic:nvPicPr>
+                    <pic:cNvPr id="0" name="Picture 13"/>
+                    <pic:cNvPicPr>
+                      <a:picLocks noChangeAspect="1" noChangeArrowheads="1"/>
+                    </pic:cNvPicPr>
+                  </pic:nvPicPr>
+                  <pic:blipFill>
+                    <a:blip r:embed="rId9" cstate="print">
+                      <a:extLst>
+                        <a:ext uri="{28A0092B-C50C-407E-A947-70E740481C1C}">
+                          <a14:useLocalDpi xmlns:a14="http://schemas.microsoft.com/office/drawing/2010/main" val="0"/>
+                        </a:ext>
+                      </a:extLst>
+                    </a:blip>
+                    <a:srcRect/>
+                    <a:stretch>
+                      <a:fillRect/>
+                    </a:stretch>
+                  </pic:blipFill>
+                  <pic:spPr bwMode="auto">
+                    <a:xfrm>
+                      <a:off x="0" y="0"/>
+                      <a:ext cx="5731510" cy="3206115"/>
+                    </a:xfrm>
+                    <a:prstGeom prst="rect">
+                      <a:avLst/>
+                    </a:prstGeom>
+                    <a:noFill/>
+                    <a:ln>
+                      <a:noFill/>
+                    </a:ln>
+                  </pic:spPr>
+                </pic:pic>
+              </a:graphicData>
+            </a:graphic>
+          </wp:inline>
+        </w:drawing>
+      </w:r>
+    </w:p>
+    <w:p/>
     <w:sectPr>
       <w:pgSz w:w="11906" w:h="16838"/>
       <w:pgMar w:top="1440" w:right="1440" w:bottom="1440" w:left="1440" w:header="708" w:footer="708" w:gutter="0"/>
@@ -890,7 +1022,6 @@
   <w:style w:type="character" w:default="1" w:styleId="DefaultParagraphFont">
     <w:name w:val="Default Paragraph Font"/>
     <w:uiPriority w:val="1"/>
-    <w:semiHidden/>
     <w:unhideWhenUsed/>
   </w:style>
   <w:style w:type="table" w:default="1" w:styleId="TableNormal">
